--- a/03_Outputs/final scripts/es/Module 4/4.3.0-es.docx
+++ b/03_Outputs/final scripts/es/Module 4/4.3.0-es.docx
@@ -24,7 +24,7 @@
     </w:p>
     <w:p>
       <w:r>
-        <w:t xml:space="preserve">Otra estrategia clave es la financiación combinada, que combina fondos públicos concesionales con capital privado. Al aprovechar los recursos públicos para reducir los riesgos de los proyectos, la financiación combinada hace que los proyectos de energía limpia de alto impacto sean más atractivos para los inversores privados. En Kenia, la financiación combinada ha movilizado con éxito fondos privados en iniciativas solares y eólicas, ilustrando su potencial en mercados en desarrollo.  </w:t>
+        <w:t xml:space="preserve">Otro enfoque clave es la financiación combinada, que combina fondos públicos concesionales con capital privado. Al aprovechar los recursos públicos para reducir los riesgos de los proyectos, la financiación combinada hace que los proyectos de energía limpia de alto impacto sean más atractivos para los inversores privados. En Kenia, la financiación combinada ha movilizado con éxito fondos privados en iniciativas solares y eólicas, ilustrando su potencial en mercados en desarrollo.  </w:t>
       </w:r>
     </w:p>
     <w:p>

--- a/03_Outputs/final scripts/es/Module 4/4.3.0-es.docx
+++ b/03_Outputs/final scripts/es/Module 4/4.3.0-es.docx
@@ -14,7 +14,7 @@
     </w:p>
     <w:p>
       <w:r>
-        <w:t xml:space="preserve">A pesar de la clara necesidad, la inversión privada en energías renovables sigue siendo desigual entre regiones. Aunque las inversiones globales están en aumento, los países en desarrollo—a pesar de su alto potencial renovable y sus urgentes necesidades de acceso a la energía—atraen menos del 15% del total de inversiones en energía limpia a partir de 2023. Esta disparidad resalta las barreras que enfrentan estas regiones: altos riesgos financieros, mercados subdesarrollados, incertidumbres regulatorias y brechas en infraestructura, que contribuyen a una participación limitada del sector privado.  </w:t>
+        <w:t xml:space="preserve">A pesar de la clara necesidad, la inversión privada en energías renovables sigue siendo desigual entre regiones. Aunque las inversiones globales están en aumento, los países en desarrollo—a pesar de su alto potencial renovable y sus urgentes necesidades de acceso a la energía—atraen menos del 15% del total de inversiones en energía limpia a partir de 2023. Esta disparidad resalta las barreras que enfrentan estas regiones: altos riesgos financieros, mercados poco desarrollados, incertidumbres regulatorias y brechas en infraestructura, que contribuyen a una participación limitada del sector privado.  </w:t>
       </w:r>
     </w:p>
     <w:p>
@@ -24,7 +24,7 @@
     </w:p>
     <w:p>
       <w:r>
-        <w:t xml:space="preserve">Otro enfoque clave es la financiación combinada, que combina fondos públicos concesionales con capital privado. Al aprovechar los recursos públicos para reducir los riesgos de los proyectos, la financiación combinada hace que los proyectos de energía limpia de alto impacto sean más atractivos para los inversores privados. En Kenia, la financiación combinada ha movilizado con éxito fondos privados en iniciativas solares y eólicas, ilustrando su potencial en mercados en desarrollo.  </w:t>
+        <w:t xml:space="preserve">Otra estrategia clave es la financiación combinada, que combina fondos públicos concesionales con capital privado. Al aprovechar los recursos públicos para reducir los riesgos de los proyectos, la financiación combinada hace que los proyectos de energía limpia de alto impacto sean más atractivos para los inversores privados. En Kenia, la financiación combinada ha movilizado con éxito fondos privados en iniciativas solares y eólicas, ilustrando su potencial en mercados en desarrollo.  </w:t>
       </w:r>
     </w:p>
     <w:p>
